--- a/grouppz/servis.docx
+++ b/grouppz/servis.docx
@@ -43,7 +43,15 @@
         <w:t xml:space="preserve">: </w:t>
       </w:r>
       <w:r>
-        <w:t>{cislo_excel}</w:t>
+        <w:t>{</w:t>
+      </w:r>
+      <w:proofErr w:type="spellStart"/>
+      <w:r>
+        <w:t>cislo_excel</w:t>
+      </w:r>
+      <w:proofErr w:type="spellEnd"/>
+      <w:r>
+        <w:t>}</w:t>
       </w:r>
       <w:r>
         <w:rPr>
@@ -63,7 +71,15 @@
         <w:t xml:space="preserve"> </w:t>
       </w:r>
       <w:r>
-        <w:t>{zakaznik}</w:t>
+        <w:t>{</w:t>
+      </w:r>
+      <w:proofErr w:type="spellStart"/>
+      <w:r>
+        <w:t>zakaznik</w:t>
+      </w:r>
+      <w:proofErr w:type="spellEnd"/>
+      <w:r>
+        <w:t>}</w:t>
       </w:r>
       <w:r>
         <w:t>,</w:t>
@@ -175,7 +191,15 @@
         <w:t xml:space="preserve"> </w:t>
       </w:r>
       <w:r>
-        <w:t>{seriove}</w:t>
+        <w:t>{</w:t>
+      </w:r>
+      <w:proofErr w:type="spellStart"/>
+      <w:r>
+        <w:t>seriove</w:t>
+      </w:r>
+      <w:proofErr w:type="spellEnd"/>
+      <w:r>
+        <w:t>}</w:t>
       </w:r>
       <w:r>
         <w:br/>
@@ -198,13 +222,15 @@
         <w:t xml:space="preserve"> </w:t>
       </w:r>
       <w:r>
-        <w:t>{najezd}</w:t>
-      </w:r>
-      <w:r>
-        <w:t xml:space="preserve"> </w:t>
-      </w:r>
-      <w:r>
-        <w:t>km</w:t>
+        <w:t>{</w:t>
+      </w:r>
+      <w:proofErr w:type="spellStart"/>
+      <w:r>
+        <w:t>najezd</w:t>
+      </w:r>
+      <w:proofErr w:type="spellEnd"/>
+      <w:r>
+        <w:t>}</w:t>
       </w:r>
     </w:p>
     <w:p>
@@ -241,7 +267,15 @@
         <w:br/>
       </w:r>
       <w:r>
-        <w:t>{zavada}</w:t>
+        <w:t>{</w:t>
+      </w:r>
+      <w:proofErr w:type="spellStart"/>
+      <w:r>
+        <w:t>zavada</w:t>
+      </w:r>
+      <w:proofErr w:type="spellEnd"/>
+      <w:r>
+        <w:t>}</w:t>
       </w:r>
     </w:p>
     <w:p>
@@ -281,7 +315,15 @@
         <w:br/>
       </w:r>
       <w:r>
-        <w:t>{poznamky}</w:t>
+        <w:t>{</w:t>
+      </w:r>
+      <w:proofErr w:type="spellStart"/>
+      <w:r>
+        <w:t>poznamky</w:t>
+      </w:r>
+      <w:proofErr w:type="spellEnd"/>
+      <w:r>
+        <w:t>}</w:t>
       </w:r>
     </w:p>
     <w:sectPr>
